--- a/templates/W3-61-14B.docx
+++ b/templates/W3-61-14B.docx
@@ -103,7 +103,7 @@
           <w:sz w:val="28"/>
           <w:szCs w:val="28"/>
         </w:rPr>
-        <w:t>□初檢</w:t>
+        <w:t>{{FIRSTCK}}初檢</w:t>
       </w:r>
       <w:r>
         <w:rPr>
@@ -119,7 +119,7 @@
           <w:sz w:val="28"/>
           <w:szCs w:val="28"/>
         </w:rPr>
-        <w:t>□複檢</w:t>
+        <w:t>{{RECK}}複檢</w:t>
       </w:r>
       <w:r>
         <w:rPr>

--- a/templates/W3-61-14B.docx
+++ b/templates/W3-61-14B.docx
@@ -333,7 +333,6 @@
             <w:r>
               <w:rPr>
                 <w:rFonts w:ascii="標楷體" w:eastAsia="標楷體" w:hAnsi="標楷體"/>
-                <w:strike/>
               </w:rPr>
               <w:t xml:space="preserve">{{TYPE}}</w:t>
             </w:r>

--- a/templates/W3-61-14B.docx
+++ b/templates/W3-61-14B.docx
@@ -11,8 +11,8 @@
           <w:rFonts w:ascii="標楷體" w:eastAsia="標楷體" w:hAnsi="標楷體"/>
           <w:b/>
           <w:bCs/>
-          <w:sz w:val="28"/>
-          <w:szCs w:val="28"/>
+          <w:sz w:val="26"/>
+          <w:szCs w:val="26"/>
         </w:rPr>
       </w:pPr>
       <w:r>
@@ -20,18 +20,18 @@
           <w:rFonts w:ascii="標楷體" w:eastAsia="標楷體" w:cs="標楷體"/>
           <w:b/>
           <w:bCs/>
-          <w:sz w:val="28"/>
-          <w:szCs w:val="28"/>
+          <w:sz w:val="26"/>
+          <w:szCs w:val="26"/>
         </w:rPr>
-        <w:t xml:space="preserve">(  </w:t>
+        <w:t xml:space="preserve">(</w:t>
       </w:r>
       <w:r>
         <w:rPr>
           <w:rFonts w:ascii="標楷體" w:eastAsia="標楷體" w:cs="標楷體" w:hint="eastAsia"/>
           <w:b/>
           <w:bCs/>
-          <w:sz w:val="28"/>
-          <w:szCs w:val="28"/>
+          <w:sz w:val="26"/>
+          <w:szCs w:val="26"/>
         </w:rPr>
         <w:t>{{ORG}}</w:t>
       </w:r>
@@ -40,18 +40,18 @@
           <w:rFonts w:ascii="標楷體" w:eastAsia="標楷體" w:cs="標楷體"/>
           <w:b/>
           <w:bCs/>
-          <w:sz w:val="28"/>
-          <w:szCs w:val="28"/>
+          <w:sz w:val="26"/>
+          <w:szCs w:val="26"/>
         </w:rPr>
-        <w:t xml:space="preserve">  ) </w:t>
+        <w:t xml:space="preserve">) </w:t>
       </w:r>
       <w:r>
         <w:rPr>
           <w:rFonts w:ascii="標楷體" w:eastAsia="標楷體" w:hAnsi="標楷體" w:cs="標楷體" w:hint="eastAsia"/>
           <w:b/>
           <w:bCs/>
-          <w:sz w:val="28"/>
-          <w:szCs w:val="28"/>
+          <w:sz w:val="26"/>
+          <w:szCs w:val="26"/>
         </w:rPr>
         <w:t xml:space="preserve">營建用升降機(CNS13627)定期檢查結果及會談紀錄</w:t>
       </w:r>

--- a/templates/W3-61-14B.docx
+++ b/templates/W3-61-14B.docx
@@ -23,7 +23,7 @@
           <w:sz w:val="26"/>
           <w:szCs w:val="26"/>
         </w:rPr>
-        <w:t xml:space="preserve">(</w:t>
+        <w:t xml:space="preserve"/>
       </w:r>
       <w:r>
         <w:rPr>
@@ -43,7 +43,7 @@
           <w:sz w:val="26"/>
           <w:szCs w:val="26"/>
         </w:rPr>
-        <w:t xml:space="preserve">) </w:t>
+        <w:t xml:space="preserve"> </w:t>
       </w:r>
       <w:r>
         <w:rPr>
